--- a/NoCode/présentation du projet.docx
+++ b/NoCode/présentation du projet.docx
@@ -4,90 +4,34 @@
   <w:body>
     <w:p>
       <w:pPr>
-        <w:pStyle w:val="Titre1"/>
-        <w:jc w:val="center"/>
-      </w:pPr>
-      <w:r>
-        <w:t>Projet : Site de mise à disposition de modèles 3D destinés à l’impression</w:t>
-      </w:r>
-    </w:p>
-    <w:p/>
-    <w:p>
-      <w:pPr>
-        <w:pStyle w:val="Titre2"/>
-      </w:pPr>
-      <w:r>
-        <w:t>Contexte :</w:t>
-      </w:r>
-    </w:p>
-    <w:p/>
-    <w:p>
-      <w:r>
-        <w:tab/>
-      </w:r>
-    </w:p>
-    <w:p/>
-    <w:p>
-      <w:pPr>
-        <w:pStyle w:val="Titre2"/>
-      </w:pPr>
-      <w:r>
-        <w:t>Etude de l’existant :</w:t>
-      </w:r>
-    </w:p>
-    <w:p/>
-    <w:p>
-      <w:pPr>
-        <w:ind w:left="708"/>
-      </w:pPr>
-      <w:r>
-        <w:t xml:space="preserve">Sites du même genre : </w:t>
-      </w:r>
-    </w:p>
+        <w:rPr>
+          <w:b/>
+          <w:bCs/>
+          <w:sz w:val="28"/>
+          <w:szCs w:val="28"/>
+        </w:rPr>
+      </w:pPr>
+      <w:r>
+        <w:rPr>
+          <w:b/>
+          <w:bCs/>
+          <w:sz w:val="28"/>
+          <w:szCs w:val="28"/>
+        </w:rPr>
+        <w:t>Contenu de la présentation orale</w:t>
+      </w:r>
+    </w:p>
+    <w:p/>
     <w:p>
       <w:pPr>
         <w:pStyle w:val="Paragraphedeliste"/>
         <w:numPr>
           <w:ilvl w:val="0"/>
-          <w:numId w:val="3"/>
+          <w:numId w:val="7"/>
         </w:numPr>
       </w:pPr>
-      <w:proofErr w:type="spellStart"/>
-      <w:r>
-        <w:t>Printables</w:t>
-      </w:r>
-      <w:proofErr w:type="spellEnd"/>
-      <w:r>
-        <w:t xml:space="preserve"> : </w:t>
-      </w:r>
-      <w:hyperlink r:id="rId7" w:history="1">
-        <w:r>
-          <w:rPr>
-            <w:rStyle w:val="Lienhypertexte"/>
-          </w:rPr>
-          <w:t>https://</w:t>
-        </w:r>
-        <w:r>
-          <w:rPr>
-            <w:rStyle w:val="Lienhypertexte"/>
-          </w:rPr>
-          <w:t>www.print</w:t>
-        </w:r>
-        <w:r>
-          <w:rPr>
-            <w:rStyle w:val="Lienhypertexte"/>
-          </w:rPr>
-          <w:t>a</w:t>
-        </w:r>
-        <w:r>
-          <w:rPr>
-            <w:rStyle w:val="Lienhypertexte"/>
-          </w:rPr>
-          <w:t>bles.com</w:t>
-        </w:r>
-      </w:hyperlink>
-      <w:r>
-        <w:t xml:space="preserve"> </w:t>
+      <w:r>
+        <w:t>Le candidat présente son projet à l’aide d’un support de présentation de type diaporama réalisé en amont de l’épreuve.</w:t>
       </w:r>
     </w:p>
     <w:p>
@@ -95,79 +39,50 @@
         <w:pStyle w:val="Paragraphedeliste"/>
         <w:numPr>
           <w:ilvl w:val="0"/>
-          <w:numId w:val="3"/>
+          <w:numId w:val="7"/>
         </w:numPr>
-        <w:rPr>
-          <w:lang w:val="en-US"/>
-        </w:rPr>
-      </w:pPr>
-      <w:r>
-        <w:rPr>
-          <w:lang w:val="en-US"/>
-        </w:rPr>
-        <w:t xml:space="preserve">Thingiverse.com : </w:t>
-      </w:r>
-      <w:hyperlink r:id="rId8" w:history="1">
-        <w:r>
-          <w:rPr>
-            <w:rStyle w:val="Lienhypertexte"/>
-            <w:lang w:val="en-US"/>
-          </w:rPr>
-          <w:t>https://www.thingiv</w:t>
-        </w:r>
-        <w:r>
-          <w:rPr>
-            <w:rStyle w:val="Lienhypertexte"/>
-            <w:lang w:val="en-US"/>
-          </w:rPr>
-          <w:t>e</w:t>
-        </w:r>
-        <w:r>
-          <w:rPr>
-            <w:rStyle w:val="Lienhypertexte"/>
-            <w:lang w:val="en-US"/>
-          </w:rPr>
-          <w:t>rse.com</w:t>
-        </w:r>
-      </w:hyperlink>
-      <w:r>
-        <w:rPr>
-          <w:lang w:val="en-US"/>
-        </w:rPr>
-        <w:t xml:space="preserve"> </w:t>
-      </w:r>
-    </w:p>
+      </w:pPr>
+      <w:r>
+        <w:t>Il présente successivement ses différents projets.</w:t>
+      </w:r>
+    </w:p>
+    <w:p/>
+    <w:p>
+      <w:pPr>
+        <w:rPr>
+          <w:b/>
+          <w:bCs/>
+          <w:sz w:val="28"/>
+          <w:szCs w:val="28"/>
+        </w:rPr>
+      </w:pPr>
+      <w:r>
+        <w:rPr>
+          <w:b/>
+          <w:bCs/>
+          <w:sz w:val="28"/>
+          <w:szCs w:val="28"/>
+        </w:rPr>
+        <w:t>Pour les projets réalisés pendant une période en entreprise, la présentation suit le plan suivant?:</w:t>
+      </w:r>
+    </w:p>
+    <w:p/>
     <w:p>
       <w:pPr>
         <w:pStyle w:val="Paragraphedeliste"/>
         <w:numPr>
           <w:ilvl w:val="0"/>
-          <w:numId w:val="3"/>
+          <w:numId w:val="6"/>
         </w:numPr>
         <w:rPr>
-          <w:lang w:val="en-US"/>
-        </w:rPr>
-      </w:pPr>
-      <w:r>
-        <w:rPr>
-          <w:lang w:val="en-US"/>
-        </w:rPr>
-        <w:t xml:space="preserve">Thangs: </w:t>
-      </w:r>
-      <w:hyperlink r:id="rId9" w:history="1">
-        <w:r>
-          <w:rPr>
-            <w:rStyle w:val="Lienhypertexte"/>
-            <w:lang w:val="en-US"/>
-          </w:rPr>
-          <w:t>https://thangs.com</w:t>
-        </w:r>
-      </w:hyperlink>
-      <w:r>
-        <w:rPr>
-          <w:lang w:val="en-US"/>
-        </w:rPr>
-        <w:t xml:space="preserve"> </w:t>
+          <w:highlight w:val="red"/>
+        </w:rPr>
+      </w:pPr>
+      <w:r>
+        <w:rPr>
+          <w:highlight w:val="red"/>
+        </w:rPr>
+        <w:t>la présentation de l’entreprise et du service (sur une ou deux diapositives) ;</w:t>
       </w:r>
     </w:p>
     <w:p>
@@ -175,91 +90,17 @@
         <w:pStyle w:val="Paragraphedeliste"/>
         <w:numPr>
           <w:ilvl w:val="0"/>
-          <w:numId w:val="3"/>
+          <w:numId w:val="6"/>
         </w:numPr>
         <w:rPr>
-          <w:lang w:val="en-US"/>
-        </w:rPr>
-      </w:pPr>
-      <w:proofErr w:type="spellStart"/>
-      <w:r>
-        <w:rPr>
-          <w:lang w:val="en-US"/>
-        </w:rPr>
-        <w:t>MakerWorld</w:t>
-      </w:r>
-      <w:proofErr w:type="spellEnd"/>
-      <w:r>
-        <w:rPr>
-          <w:lang w:val="en-US"/>
-        </w:rPr>
-        <w:t xml:space="preserve">: </w:t>
-      </w:r>
-      <w:hyperlink r:id="rId10" w:history="1">
-        <w:r>
-          <w:rPr>
-            <w:rStyle w:val="Lienhypertexte"/>
-            <w:lang w:val="en-US"/>
-          </w:rPr>
-          <w:t>https://makerworld.com</w:t>
-        </w:r>
-      </w:hyperlink>
-      <w:r>
-        <w:rPr>
-          <w:lang w:val="en-US"/>
-        </w:rPr>
-        <w:t xml:space="preserve"> </w:t>
-      </w:r>
-    </w:p>
-    <w:p>
-      <w:pPr>
-        <w:rPr>
-          <w:lang w:val="en-US"/>
-        </w:rPr>
-      </w:pPr>
-    </w:p>
-    <w:p>
-      <w:pPr>
-        <w:pStyle w:val="Titre2"/>
-      </w:pPr>
-      <w:r>
-        <w:t>Problématique :</w:t>
-      </w:r>
-    </w:p>
-    <w:p/>
-    <w:p>
-      <w:pPr>
-        <w:ind w:firstLine="708"/>
-      </w:pPr>
-      <w:r>
-        <w:t>Avoir accès a une sélection de modèles 3D destinée à l’impression 3D de manière centralisée.</w:t>
-      </w:r>
-    </w:p>
-    <w:p/>
-    <w:p>
-      <w:pPr>
-        <w:pStyle w:val="Titre2"/>
-      </w:pPr>
-      <w:r>
-        <w:t>Objectif :</w:t>
-      </w:r>
-    </w:p>
-    <w:p/>
-    <w:p/>
-    <w:p/>
-    <w:p>
-      <w:pPr>
-        <w:pStyle w:val="Titre2"/>
-      </w:pPr>
-      <w:r>
-        <w:t>Les acteurs :</w:t>
-      </w:r>
-    </w:p>
-    <w:p/>
-    <w:p>
-      <w:r>
-        <w:tab/>
-        <w:t>Utilisateur lambda(pas de compte) :</w:t>
+          <w:highlight w:val="green"/>
+        </w:rPr>
+      </w:pPr>
+      <w:r>
+        <w:rPr>
+          <w:highlight w:val="green"/>
+        </w:rPr>
+        <w:t>l’expression des besoins du projet, les contraintes du projet, les livrables attendus ;</w:t>
       </w:r>
     </w:p>
     <w:p>
@@ -267,11 +108,17 @@
         <w:pStyle w:val="Paragraphedeliste"/>
         <w:numPr>
           <w:ilvl w:val="0"/>
-          <w:numId w:val="4"/>
+          <w:numId w:val="6"/>
         </w:numPr>
-      </w:pPr>
-      <w:r>
-        <w:t>Accès aux modèles</w:t>
+        <w:rPr>
+          <w:highlight w:val="green"/>
+        </w:rPr>
+      </w:pPr>
+      <w:r>
+        <w:rPr>
+          <w:highlight w:val="green"/>
+        </w:rPr>
+        <w:t>la gestion de projet (planning et suivi, environnement humain et technique, objectifs de qualité) ;</w:t>
       </w:r>
     </w:p>
     <w:p>
@@ -279,11 +126,17 @@
         <w:pStyle w:val="Paragraphedeliste"/>
         <w:numPr>
           <w:ilvl w:val="0"/>
-          <w:numId w:val="4"/>
+          <w:numId w:val="6"/>
         </w:numPr>
-      </w:pPr>
-      <w:r>
-        <w:t>Accès aux commentaires lié aux modèles</w:t>
+        <w:rPr>
+          <w:highlight w:val="green"/>
+        </w:rPr>
+      </w:pPr>
+      <w:r>
+        <w:rPr>
+          <w:highlight w:val="green"/>
+        </w:rPr>
+        <w:t>les spécifications fonctionnelles du projet élaboré par le candidat :</w:t>
       </w:r>
     </w:p>
     <w:p>
@@ -291,19 +144,17 @@
         <w:pStyle w:val="Paragraphedeliste"/>
         <w:numPr>
           <w:ilvl w:val="0"/>
-          <w:numId w:val="4"/>
+          <w:numId w:val="6"/>
         </w:numPr>
-      </w:pPr>
-      <w:r>
-        <w:t>Accès à la visionneuse 3D du modèle en ligne(à réaliser)</w:t>
-      </w:r>
-    </w:p>
-    <w:p>
-      <w:pPr>
-        <w:ind w:left="708"/>
-      </w:pPr>
-      <w:r>
-        <w:t>Membres(avec un compte) :</w:t>
+        <w:rPr>
+          <w:highlight w:val="green"/>
+        </w:rPr>
+      </w:pPr>
+      <w:r>
+        <w:rPr>
+          <w:highlight w:val="green"/>
+        </w:rPr>
+        <w:t>l’architecture logicielle du projet ;</w:t>
       </w:r>
     </w:p>
     <w:p>
@@ -311,11 +162,17 @@
         <w:pStyle w:val="Paragraphedeliste"/>
         <w:numPr>
           <w:ilvl w:val="0"/>
-          <w:numId w:val="5"/>
+          <w:numId w:val="6"/>
         </w:numPr>
-      </w:pPr>
-      <w:r>
-        <w:t>Accès au contenu des utilisateurs lambda</w:t>
+        <w:rPr>
+          <w:highlight w:val="green"/>
+        </w:rPr>
+      </w:pPr>
+      <w:r>
+        <w:rPr>
+          <w:highlight w:val="green"/>
+        </w:rPr>
+        <w:t>la maquettes (pour une ou deux interfaces utilisateurs) et l’enchaînement des maquettes ;</w:t>
       </w:r>
     </w:p>
     <w:p>
@@ -323,14 +180,17 @@
         <w:pStyle w:val="Paragraphedeliste"/>
         <w:numPr>
           <w:ilvl w:val="0"/>
-          <w:numId w:val="5"/>
+          <w:numId w:val="6"/>
         </w:numPr>
-      </w:pPr>
-      <w:r>
-        <w:t>Possibilité de poster un modèle( fichier 3d, instructions d’impression, photos,…)</w:t>
-      </w:r>
-      <w:r>
-        <w:t>, le modifier et le supprimer.</w:t>
+        <w:rPr>
+          <w:highlight w:val="green"/>
+        </w:rPr>
+      </w:pPr>
+      <w:r>
+        <w:rPr>
+          <w:highlight w:val="green"/>
+        </w:rPr>
+        <w:t>le modèle entités-associations et le modèle physique de la base de données ;</w:t>
       </w:r>
     </w:p>
     <w:p>
@@ -338,11 +198,17 @@
         <w:pStyle w:val="Paragraphedeliste"/>
         <w:numPr>
           <w:ilvl w:val="0"/>
-          <w:numId w:val="5"/>
+          <w:numId w:val="6"/>
         </w:numPr>
-      </w:pPr>
-      <w:r>
-        <w:t>Possibilité de laisser des notes et commentaires sur un modèle 3D su site</w:t>
+        <w:rPr>
+          <w:highlight w:val="green"/>
+        </w:rPr>
+      </w:pPr>
+      <w:r>
+        <w:rPr>
+          <w:highlight w:val="green"/>
+        </w:rPr>
+        <w:t>le diagramme du comportement des fonctionnalités de type cas d’utilisations ;</w:t>
       </w:r>
     </w:p>
     <w:p>
@@ -350,11 +216,17 @@
         <w:pStyle w:val="Paragraphedeliste"/>
         <w:numPr>
           <w:ilvl w:val="0"/>
-          <w:numId w:val="5"/>
+          <w:numId w:val="6"/>
         </w:numPr>
-      </w:pPr>
-      <w:r>
-        <w:t>Possibilité de noter le modèle</w:t>
+        <w:rPr>
+          <w:highlight w:val="green"/>
+        </w:rPr>
+      </w:pPr>
+      <w:r>
+        <w:rPr>
+          <w:highlight w:val="green"/>
+        </w:rPr>
+        <w:t>le diagramme du détail d’un ou deux cas d’utilisations les plus significatifs de type diagramme de séquence.</w:t>
       </w:r>
     </w:p>
     <w:p>
@@ -362,12 +234,17 @@
         <w:pStyle w:val="Paragraphedeliste"/>
         <w:numPr>
           <w:ilvl w:val="0"/>
-          <w:numId w:val="5"/>
+          <w:numId w:val="6"/>
         </w:numPr>
-      </w:pPr>
-      <w:r>
-        <w:lastRenderedPageBreak/>
-        <w:t>Possibilité d’ajouter le modèle à une collection privée ou publique</w:t>
+        <w:rPr>
+          <w:highlight w:val="green"/>
+        </w:rPr>
+      </w:pPr>
+      <w:r>
+        <w:rPr>
+          <w:highlight w:val="green"/>
+        </w:rPr>
+        <w:t>la présentation des captures d'écrans et des extraits de code les plus significatifs de l’application :</w:t>
       </w:r>
     </w:p>
     <w:p>
@@ -375,20 +252,643 @@
         <w:pStyle w:val="Paragraphedeliste"/>
         <w:numPr>
           <w:ilvl w:val="0"/>
-          <w:numId w:val="5"/>
+          <w:numId w:val="6"/>
         </w:numPr>
         <w:rPr>
-          <w:color w:val="767171" w:themeColor="background2" w:themeShade="80"/>
-        </w:rPr>
-      </w:pPr>
-      <w:r>
-        <w:rPr>
-          <w:color w:val="767171" w:themeColor="background2" w:themeShade="80"/>
-        </w:rPr>
-        <w:t>Si pas trop ambitieux ; créer se propres modèles sur le site</w:t>
-      </w:r>
+          <w:highlight w:val="green"/>
+        </w:rPr>
+      </w:pPr>
+      <w:r>
+        <w:rPr>
+          <w:highlight w:val="green"/>
+        </w:rPr>
+        <w:t>d’interfaces utilisateur (sur une ou deux diapositives) ;</w:t>
+      </w:r>
+    </w:p>
+    <w:p>
+      <w:pPr>
+        <w:pStyle w:val="Paragraphedeliste"/>
+        <w:numPr>
+          <w:ilvl w:val="0"/>
+          <w:numId w:val="6"/>
+        </w:numPr>
+        <w:rPr>
+          <w:highlight w:val="green"/>
+        </w:rPr>
+      </w:pPr>
+      <w:r>
+        <w:rPr>
+          <w:highlight w:val="green"/>
+        </w:rPr>
+        <w:t>de composants métier ;</w:t>
+      </w:r>
+    </w:p>
+    <w:p>
+      <w:pPr>
+        <w:pStyle w:val="Paragraphedeliste"/>
+        <w:numPr>
+          <w:ilvl w:val="0"/>
+          <w:numId w:val="6"/>
+        </w:numPr>
+        <w:rPr>
+          <w:highlight w:val="green"/>
+        </w:rPr>
+      </w:pPr>
+      <w:r>
+        <w:rPr>
+          <w:highlight w:val="green"/>
+        </w:rPr>
+        <w:t>de composants d’accès aux données ;</w:t>
+      </w:r>
+    </w:p>
+    <w:p>
+      <w:pPr>
+        <w:pStyle w:val="Paragraphedeliste"/>
+        <w:numPr>
+          <w:ilvl w:val="0"/>
+          <w:numId w:val="6"/>
+        </w:numPr>
+        <w:rPr>
+          <w:highlight w:val="green"/>
+        </w:rPr>
+      </w:pPr>
+      <w:r>
+        <w:rPr>
+          <w:highlight w:val="green"/>
+        </w:rPr>
+        <w:t>d’autres composants (contrôleurs, utilitaires…).</w:t>
+      </w:r>
+    </w:p>
+    <w:p>
+      <w:pPr>
+        <w:pStyle w:val="Paragraphedeliste"/>
+        <w:numPr>
+          <w:ilvl w:val="0"/>
+          <w:numId w:val="6"/>
+        </w:numPr>
+        <w:rPr>
+          <w:highlight w:val="green"/>
+        </w:rPr>
+      </w:pPr>
+      <w:r>
+        <w:rPr>
+          <w:highlight w:val="green"/>
+        </w:rPr>
+        <w:t>la présentation d’éléments de sécurité de l’application ;</w:t>
+      </w:r>
+    </w:p>
+    <w:p>
+      <w:pPr>
+        <w:pStyle w:val="Paragraphedeliste"/>
+        <w:numPr>
+          <w:ilvl w:val="0"/>
+          <w:numId w:val="6"/>
+        </w:numPr>
+        <w:rPr>
+          <w:highlight w:val="yellow"/>
+        </w:rPr>
+      </w:pPr>
+      <w:r>
+        <w:rPr>
+          <w:highlight w:val="yellow"/>
+        </w:rPr>
+        <w:t>la présentation du plan de tests ;</w:t>
+      </w:r>
+    </w:p>
+    <w:p>
+      <w:pPr>
+        <w:pStyle w:val="Paragraphedeliste"/>
+        <w:numPr>
+          <w:ilvl w:val="0"/>
+          <w:numId w:val="6"/>
+        </w:numPr>
+        <w:rPr>
+          <w:highlight w:val="green"/>
+        </w:rPr>
+      </w:pPr>
+      <w:r>
+        <w:rPr>
+          <w:highlight w:val="green"/>
+        </w:rPr>
+        <w:t>la présentation du jeu d’essai de la fonctionnalité la plus représentative (données en entrée, données attendues, données obtenues) et analyse des</w:t>
+      </w:r>
+      <w:r>
+        <w:rPr>
+          <w:highlight w:val="green"/>
+        </w:rPr>
+        <w:t xml:space="preserve"> </w:t>
+      </w:r>
+      <w:r>
+        <w:rPr>
+          <w:highlight w:val="green"/>
+        </w:rPr>
+        <w:t>écarts éventuels ;</w:t>
+      </w:r>
+    </w:p>
+    <w:p>
+      <w:pPr>
+        <w:pStyle w:val="Paragraphedeliste"/>
+        <w:numPr>
+          <w:ilvl w:val="0"/>
+          <w:numId w:val="6"/>
+        </w:numPr>
+        <w:rPr>
+          <w:highlight w:val="green"/>
+        </w:rPr>
+      </w:pPr>
+      <w:r>
+        <w:rPr>
+          <w:highlight w:val="green"/>
+        </w:rPr>
+        <w:t>la présentation de la veille, effectuée par le candidat durant le projet, sur les vulnérabilités de sécurité, description des vulnérabilités éventuellement</w:t>
+      </w:r>
+      <w:r>
+        <w:rPr>
+          <w:highlight w:val="green"/>
+        </w:rPr>
+        <w:t xml:space="preserve"> </w:t>
+      </w:r>
+      <w:r>
+        <w:rPr>
+          <w:highlight w:val="green"/>
+        </w:rPr>
+        <w:t>trouvées et des failles potentiellement corrigées ;</w:t>
+      </w:r>
+    </w:p>
+    <w:p>
+      <w:pPr>
+        <w:pStyle w:val="Paragraphedeliste"/>
+        <w:numPr>
+          <w:ilvl w:val="0"/>
+          <w:numId w:val="6"/>
+        </w:numPr>
+      </w:pPr>
+      <w:r>
+        <w:t>synthèse et conclusion (satisfactions et difficultés rencontrées).</w:t>
+      </w:r>
+    </w:p>
+    <w:p/>
+    <w:p/>
+    <w:p/>
+    <w:p/>
+    <w:p/>
+    <w:p/>
+    <w:p>
+      <w:r>
+        <w:lastRenderedPageBreak/>
+        <w:t>Retour</w:t>
+      </w:r>
+    </w:p>
+    <w:p/>
+    <w:p>
+      <w:r>
+        <w:t>Retour présentation</w:t>
+      </w:r>
+    </w:p>
+    <w:p/>
+    <w:p>
+      <w:pPr>
+        <w:rPr>
+          <w:b/>
+          <w:bCs/>
+        </w:rPr>
+      </w:pPr>
+      <w:r>
+        <w:rPr>
+          <w:b/>
+          <w:bCs/>
+        </w:rPr>
+        <w:t>Se faire un plan pour la démonstration du site</w:t>
+      </w:r>
+    </w:p>
+    <w:p/>
+    <w:p>
+      <w:r>
+        <w:t>Faire un sommaire</w:t>
+      </w:r>
+    </w:p>
+    <w:p/>
+    <w:p>
+      <w:r>
+        <w:rPr>
+          <w:highlight w:val="green"/>
+        </w:rPr>
+        <w:t>Interagir avec le tableau (style météo)</w:t>
+      </w:r>
+    </w:p>
+    <w:p/>
+    <w:p>
+      <w:r>
+        <w:rPr>
+          <w:highlight w:val="green"/>
+        </w:rPr>
+        <w:t>SE PRÉSENTER avant tout</w:t>
+      </w:r>
+    </w:p>
+    <w:p/>
+    <w:p>
+      <w:r>
+        <w:rPr>
+          <w:highlight w:val="green"/>
+        </w:rPr>
+        <w:t>Présenter les technos utilisées JUSTE AVANT la démonstration</w:t>
+      </w:r>
+      <w:r>
+        <w:t xml:space="preserve"> </w:t>
+      </w:r>
+    </w:p>
+    <w:p/>
+    <w:p>
+      <w:r>
+        <w:t xml:space="preserve">NE PAS COMPARER REACT ET SYMPHONY car imparables car react front et symfony back </w:t>
+      </w:r>
+    </w:p>
+    <w:p/>
+    <w:p>
+      <w:r>
+        <w:rPr>
+          <w:highlight w:val="green"/>
+        </w:rPr>
+        <w:t>Refaire la durée du Gantt</w:t>
+      </w:r>
+    </w:p>
+    <w:p/>
+    <w:p>
+      <w:r>
+        <w:rPr>
+          <w:highlight w:val="green"/>
+        </w:rPr>
+        <w:t>Corriger le diagramme de séquence (la boucle sur lui-même pour le téléchargement à enlever)</w:t>
+      </w:r>
+    </w:p>
+    <w:p/>
+    <w:p>
+      <w:r>
+        <w:rPr>
+          <w:highlight w:val="green"/>
+        </w:rPr>
+        <w:t>Inclure le diagramme de classe</w:t>
+      </w:r>
+      <w:r>
+        <w:t xml:space="preserve"> </w:t>
+      </w:r>
+    </w:p>
+    <w:p/>
+    <w:p>
+      <w:r>
+        <w:t>Pour la maquette: PARLER DU ZONING avant le wireframe; défini les zones principales sans préciser le contenu</w:t>
+      </w:r>
+    </w:p>
+    <w:p/>
+    <w:p>
+      <w:r>
+        <w:t>Sommaire exemple</w:t>
+      </w:r>
+    </w:p>
+    <w:p>
+      <w:r>
+        <w:t xml:space="preserve">    </w:t>
+      </w:r>
+      <w:r>
+        <w:rPr>
+          <w:highlight w:val="green"/>
+        </w:rPr>
+        <w:t>◦    Expression de besoin</w:t>
+      </w:r>
+    </w:p>
+    <w:p>
+      <w:r>
+        <w:t xml:space="preserve">    ◦    </w:t>
+      </w:r>
+      <w:r>
+        <w:rPr>
+          <w:highlight w:val="green"/>
+        </w:rPr>
+        <w:t>Problématique</w:t>
+      </w:r>
+    </w:p>
+    <w:p>
+      <w:r>
+        <w:t xml:space="preserve">    </w:t>
+      </w:r>
+      <w:r>
+        <w:rPr>
+          <w:highlight w:val="green"/>
+        </w:rPr>
+        <w:t>◦    Étude concurrentielle (avantages inconvénients)</w:t>
+      </w:r>
+    </w:p>
+    <w:p>
+      <w:r>
+        <w:t xml:space="preserve">    </w:t>
+      </w:r>
+      <w:r>
+        <w:rPr>
+          <w:highlight w:val="green"/>
+        </w:rPr>
+        <w:t>◦    Objectif de l’application</w:t>
+      </w:r>
+    </w:p>
+    <w:p>
+      <w:r>
+        <w:t xml:space="preserve">    </w:t>
+      </w:r>
+      <w:r>
+        <w:rPr>
+          <w:highlight w:val="green"/>
+        </w:rPr>
+        <w:t xml:space="preserve">◦    Gestion de projet (Gantt et </w:t>
+      </w:r>
+      <w:proofErr w:type="spellStart"/>
+      <w:r>
+        <w:rPr>
+          <w:highlight w:val="green"/>
+        </w:rPr>
+        <w:t>MoSCoW</w:t>
+      </w:r>
+      <w:proofErr w:type="spellEnd"/>
+      <w:r>
+        <w:rPr>
+          <w:highlight w:val="green"/>
+        </w:rPr>
+        <w:t>)</w:t>
+      </w:r>
+    </w:p>
+    <w:p>
+      <w:r>
+        <w:lastRenderedPageBreak/>
+        <w:t xml:space="preserve">    ◦    </w:t>
+      </w:r>
+      <w:r>
+        <w:rPr>
+          <w:highlight w:val="green"/>
+        </w:rPr>
+        <w:t>Maquettage</w:t>
+      </w:r>
+    </w:p>
+    <w:p>
+      <w:r>
+        <w:t xml:space="preserve">    ◦    </w:t>
+      </w:r>
+      <w:r>
+        <w:rPr>
+          <w:highlight w:val="green"/>
+        </w:rPr>
+        <w:t>Conception</w:t>
+      </w:r>
+    </w:p>
+    <w:p>
+      <w:r>
+        <w:t xml:space="preserve">    ◦    </w:t>
+      </w:r>
+      <w:r>
+        <w:rPr>
+          <w:highlight w:val="green"/>
+        </w:rPr>
+        <w:t>MERISE</w:t>
+      </w:r>
+    </w:p>
+    <w:p>
+      <w:r>
+        <w:t xml:space="preserve">         </w:t>
+      </w:r>
+      <w:r>
+        <w:rPr>
+          <w:highlight w:val="green"/>
+        </w:rPr>
+        <w:t>Ajouter dictionnaire de données et règles de gestion  avec le MCD</w:t>
+      </w:r>
+    </w:p>
+    <w:p>
+      <w:r>
+        <w:t xml:space="preserve">    ◦    </w:t>
+      </w:r>
+      <w:r>
+        <w:rPr>
+          <w:highlight w:val="green"/>
+        </w:rPr>
+        <w:t>UML</w:t>
+      </w:r>
+    </w:p>
+    <w:p>
+      <w:r>
+        <w:t xml:space="preserve">          </w:t>
+      </w:r>
+      <w:r>
+        <w:rPr>
+          <w:highlight w:val="green"/>
+        </w:rPr>
+        <w:t>Diagramme de classe en dernier</w:t>
+      </w:r>
+    </w:p>
+    <w:p>
+      <w:r>
+        <w:t xml:space="preserve">    </w:t>
+      </w:r>
+      <w:r>
+        <w:rPr>
+          <w:highlight w:val="green"/>
+        </w:rPr>
+        <w:t>◦    Techno choisies</w:t>
+      </w:r>
+    </w:p>
+    <w:p>
+      <w:r>
+        <w:t xml:space="preserve">    </w:t>
+      </w:r>
+      <w:r>
+        <w:rPr>
+          <w:highlight w:val="green"/>
+        </w:rPr>
+        <w:t xml:space="preserve">◦    </w:t>
+      </w:r>
+      <w:r>
+        <w:rPr>
+          <w:highlight w:val="green"/>
+        </w:rPr>
+        <w:t>Démo</w:t>
+      </w:r>
+    </w:p>
+    <w:p>
+      <w:r>
+        <w:t xml:space="preserve">    ◦    Perspective (fonctionnalités futures)</w:t>
+      </w:r>
+    </w:p>
+    <w:p>
+      <w:r>
+        <w:t xml:space="preserve">    ◦    Conclusion</w:t>
+      </w:r>
+    </w:p>
+    <w:p/>
+    <w:p/>
+    <w:p>
+      <w:r>
+        <w:t xml:space="preserve">Pas mettre la veille dans la </w:t>
+      </w:r>
+      <w:r>
+        <w:t>près</w:t>
+      </w:r>
+      <w:r>
+        <w:t xml:space="preserve"> orale</w:t>
+      </w:r>
+    </w:p>
+    <w:p/>
+    <w:p>
+      <w:r>
+        <w:t xml:space="preserve">Durant la démo, bien structurer et expliquer ce qu’on fait et ce qu’il se passe / devrait se passer. </w:t>
+      </w:r>
+      <w:r>
+        <w:rPr>
+          <w:highlight w:val="green"/>
+        </w:rPr>
+        <w:t>NE PAS OUBLIER LE REGEX POUR LE MDP</w:t>
+      </w:r>
+    </w:p>
+    <w:p/>
+    <w:p>
+      <w:r>
+        <w:t>Ne pas hésiter à dire qu’on en comprend pas la question plutôt que répondre n’importe quoi</w:t>
+      </w:r>
+    </w:p>
+    <w:p/>
+    <w:p>
+      <w:r>
+        <w:t>Réviser définition de UML, DevOps…</w:t>
+      </w:r>
+    </w:p>
+    <w:p/>
+    <w:p>
+      <w:r>
+        <w:t>Questions techniques:</w:t>
+      </w:r>
+    </w:p>
+    <w:p>
+      <w:r>
+        <w:t xml:space="preserve">     Questions sur la conception, définition des diagrammes</w:t>
+      </w:r>
+    </w:p>
+    <w:p>
+      <w:r>
+        <w:t>Question code</w:t>
+      </w:r>
+    </w:p>
+    <w:p>
+      <w:r>
+        <w:t>Question sur les tests:</w:t>
+      </w:r>
+    </w:p>
+    <w:p>
+      <w:r>
+        <w:t xml:space="preserve">    Types de tests et lesquels on a réalisé sur notre projet</w:t>
+      </w:r>
+    </w:p>
+    <w:p>
+      <w:r>
+        <w:t>Question Sécurité:</w:t>
+      </w:r>
+    </w:p>
+    <w:p>
+      <w:r>
+        <w:t xml:space="preserve">    Exemple d’attaque(5 ou 6 types)0; impact/solution</w:t>
+      </w:r>
+    </w:p>
+    <w:p>
+      <w:r>
+        <w:t>DevOps:</w:t>
+      </w:r>
+    </w:p>
+    <w:p>
+      <w:r>
+        <w:t xml:space="preserve">     Définition, déploiement </w:t>
+      </w:r>
+    </w:p>
+    <w:p>
+      <w:r>
+        <w:t>Responsive</w:t>
+      </w:r>
+    </w:p>
+    <w:p>
+      <w:r>
+        <w:lastRenderedPageBreak/>
+        <w:t xml:space="preserve">Notions générales: </w:t>
+      </w:r>
+    </w:p>
+    <w:p>
+      <w:r>
+        <w:t xml:space="preserve">    ORM(</w:t>
+      </w:r>
+      <w:proofErr w:type="spellStart"/>
+      <w:r>
+        <w:t>object</w:t>
+      </w:r>
+      <w:proofErr w:type="spellEnd"/>
+      <w:r>
+        <w:t xml:space="preserve"> </w:t>
+      </w:r>
+      <w:proofErr w:type="spellStart"/>
+      <w:r>
+        <w:t>relationnal</w:t>
+      </w:r>
+      <w:proofErr w:type="spellEnd"/>
+      <w:r>
+        <w:t xml:space="preserve"> mapping)(doctrine met en lien les données en table et les classe ), POO, Interface, Classe, Objet, </w:t>
+      </w:r>
+      <w:proofErr w:type="spellStart"/>
+      <w:r>
+        <w:t>jwt</w:t>
+      </w:r>
+      <w:proofErr w:type="spellEnd"/>
+      <w:r>
+        <w:t>, cors…</w:t>
+      </w:r>
+    </w:p>
+    <w:p/>
+    <w:p>
+      <w:r>
+        <w:t xml:space="preserve">Question sur CNIL ou ANSII peut être </w:t>
+      </w:r>
+    </w:p>
+    <w:p/>
+    <w:p>
+      <w:r>
+        <w:t xml:space="preserve">JWT </w:t>
+      </w:r>
+      <w:proofErr w:type="spellStart"/>
+      <w:r>
+        <w:t>token</w:t>
+      </w:r>
+      <w:proofErr w:type="spellEnd"/>
+      <w:r>
+        <w:t xml:space="preserve"> PAS 30 jours !!!</w:t>
+      </w:r>
+    </w:p>
+    <w:p/>
+    <w:p>
+      <w:r>
+        <w:t xml:space="preserve">Utiliser uniquement GitHub OU </w:t>
+      </w:r>
+      <w:proofErr w:type="spellStart"/>
+      <w:r>
+        <w:t>gitlab</w:t>
+      </w:r>
+      <w:proofErr w:type="spellEnd"/>
+      <w:r>
+        <w:t xml:space="preserve"> pour le déploiement et expliquer pourquoi les deux. </w:t>
+      </w:r>
+    </w:p>
+    <w:p/>
+    <w:p>
+      <w:r>
+        <w:t xml:space="preserve">Différence entre crypté et </w:t>
+      </w:r>
+      <w:proofErr w:type="spellStart"/>
+      <w:r>
+        <w:t>hashé</w:t>
+      </w:r>
+      <w:proofErr w:type="spellEnd"/>
     </w:p>
     <w:sectPr>
+      <w:headerReference w:type="default" r:id="rId7"/>
       <w:pgSz w:w="11906" w:h="16838"/>
       <w:pgMar w:top="1417" w:right="1417" w:bottom="1417" w:left="1417" w:header="708" w:footer="708" w:gutter="0"/>
       <w:cols w:space="708"/>
@@ -448,9 +948,135 @@
 </w:footnotes>
 </file>
 
+<file path=word/header1.xml><?xml version="1.0" encoding="utf-8"?>
+<w:hdr xmlns:wpc="http://schemas.microsoft.com/office/word/2010/wordprocessingCanvas" xmlns:cx="http://schemas.microsoft.com/office/drawing/2014/chartex" xmlns:cx1="http://schemas.microsoft.com/office/drawing/2015/9/8/chartex" xmlns:cx2="http://schemas.microsoft.com/office/drawing/2015/10/21/chartex" xmlns:cx3="http://schemas.microsoft.com/office/drawing/2016/5/9/chartex" xmlns:cx4="http://schemas.microsoft.com/office/drawing/2016/5/10/chartex" xmlns:cx5="http://schemas.microsoft.com/office/drawing/2016/5/11/chartex" xmlns:cx6="http://schemas.microsoft.com/office/drawing/2016/5/12/chartex" xmlns:cx7="http://schemas.microsoft.com/office/drawing/2016/5/13/chartex" xmlns:cx8="http://schemas.microsoft.com/office/drawing/2016/5/14/chartex" xmlns:mc="http://schemas.openxmlformats.org/markup-compatibility/2006" xmlns:aink="http://schemas.microsoft.com/office/drawing/2016/ink" xmlns:am3d="http://schemas.microsoft.com/office/drawing/2017/model3d" xmlns:o="urn:schemas-microsoft-com:office:office" xmlns:oel="http://schemas.microsoft.com/office/2019/extlst" xmlns:r="http://schemas.openxmlformats.org/officeDocument/2006/relationships" xmlns:m="http://schemas.openxmlformats.org/officeDocument/2006/math" xmlns:v="urn:schemas-microsoft-com:vml" xmlns:wp14="http://schemas.microsoft.com/office/word/2010/wordprocessingDrawing" xmlns:wp="http://schemas.openxmlformats.org/drawingml/2006/wordprocessingDrawing" xmlns:w10="urn:schemas-microsoft-com:office:word" xmlns:w="http://schemas.openxmlformats.org/wordprocessingml/2006/main" xmlns:w14="http://schemas.microsoft.com/office/word/2010/wordml" xmlns:w15="http://schemas.microsoft.com/office/word/2012/wordml" xmlns:w16cex="http://schemas.microsoft.com/office/word/2018/wordml/cex" xmlns:w16cid="http://schemas.microsoft.com/office/word/2016/wordml/cid" xmlns:w16="http://schemas.microsoft.com/office/word/2018/wordml" xmlns:w16sdtdh="http://schemas.microsoft.com/office/word/2020/wordml/sdtdatahash" xmlns:w16se="http://schemas.microsoft.com/office/word/2015/wordml/symex" xmlns:wpg="http://schemas.microsoft.com/office/word/2010/wordprocessingGroup" xmlns:wpi="http://schemas.microsoft.com/office/word/2010/wordprocessingInk" xmlns:wne="http://schemas.microsoft.com/office/word/2006/wordml" xmlns:wps="http://schemas.microsoft.com/office/word/2010/wordprocessingShape" mc:Ignorable="w14 w15 w16se w16cid w16 w16cex w16sdtdh wp14">
+  <w:p>
+    <w:pPr>
+      <w:pStyle w:val="En-tte"/>
+    </w:pPr>
+    <w:r>
+      <w:t>40 min</w:t>
+    </w:r>
+  </w:p>
+</w:hdr>
+</file>
+
 <file path=word/numbering.xml><?xml version="1.0" encoding="utf-8"?>
 <w:numbering xmlns:wpc="http://schemas.microsoft.com/office/word/2010/wordprocessingCanvas" xmlns:cx="http://schemas.microsoft.com/office/drawing/2014/chartex" xmlns:cx1="http://schemas.microsoft.com/office/drawing/2015/9/8/chartex" xmlns:cx2="http://schemas.microsoft.com/office/drawing/2015/10/21/chartex" xmlns:cx3="http://schemas.microsoft.com/office/drawing/2016/5/9/chartex" xmlns:cx4="http://schemas.microsoft.com/office/drawing/2016/5/10/chartex" xmlns:cx5="http://schemas.microsoft.com/office/drawing/2016/5/11/chartex" xmlns:cx6="http://schemas.microsoft.com/office/drawing/2016/5/12/chartex" xmlns:cx7="http://schemas.microsoft.com/office/drawing/2016/5/13/chartex" xmlns:cx8="http://schemas.microsoft.com/office/drawing/2016/5/14/chartex" xmlns:mc="http://schemas.openxmlformats.org/markup-compatibility/2006" xmlns:aink="http://schemas.microsoft.com/office/drawing/2016/ink" xmlns:am3d="http://schemas.microsoft.com/office/drawing/2017/model3d" xmlns:o="urn:schemas-microsoft-com:office:office" xmlns:oel="http://schemas.microsoft.com/office/2019/extlst" xmlns:r="http://schemas.openxmlformats.org/officeDocument/2006/relationships" xmlns:m="http://schemas.openxmlformats.org/officeDocument/2006/math" xmlns:v="urn:schemas-microsoft-com:vml" xmlns:wp14="http://schemas.microsoft.com/office/word/2010/wordprocessingDrawing" xmlns:wp="http://schemas.openxmlformats.org/drawingml/2006/wordprocessingDrawing" xmlns:w10="urn:schemas-microsoft-com:office:word" xmlns:w="http://schemas.openxmlformats.org/wordprocessingml/2006/main" xmlns:w14="http://schemas.microsoft.com/office/word/2010/wordml" xmlns:w15="http://schemas.microsoft.com/office/word/2012/wordml" xmlns:w16cex="http://schemas.microsoft.com/office/word/2018/wordml/cex" xmlns:w16cid="http://schemas.microsoft.com/office/word/2016/wordml/cid" xmlns:w16="http://schemas.microsoft.com/office/word/2018/wordml" xmlns:w16sdtdh="http://schemas.microsoft.com/office/word/2020/wordml/sdtdatahash" xmlns:w16se="http://schemas.microsoft.com/office/word/2015/wordml/symex" xmlns:wpg="http://schemas.microsoft.com/office/word/2010/wordprocessingGroup" xmlns:wpi="http://schemas.microsoft.com/office/word/2010/wordprocessingInk" xmlns:wne="http://schemas.microsoft.com/office/word/2006/wordml" xmlns:wps="http://schemas.microsoft.com/office/word/2010/wordprocessingShape" mc:Ignorable="w14 w15 w16se w16cid w16 w16cex w16sdtdh wp14">
   <w:abstractNum w:abstractNumId="0" w15:restartNumberingAfterBreak="0">
+    <w:nsid w:val="0EAC0529"/>
+    <w:multiLevelType w:val="hybridMultilevel"/>
+    <w:tmpl w:val="527E419A"/>
+    <w:lvl w:ilvl="0" w:tplc="040C0001">
+      <w:start w:val="1"/>
+      <w:numFmt w:val="bullet"/>
+      <w:lvlText w:val=""/>
+      <w:lvlJc w:val="left"/>
+      <w:pPr>
+        <w:ind w:left="720" w:hanging="360"/>
+      </w:pPr>
+      <w:rPr>
+        <w:rFonts w:ascii="Symbol" w:hAnsi="Symbol" w:hint="default"/>
+      </w:rPr>
+    </w:lvl>
+    <w:lvl w:ilvl="1" w:tplc="040C0003" w:tentative="1">
+      <w:start w:val="1"/>
+      <w:numFmt w:val="bullet"/>
+      <w:lvlText w:val="o"/>
+      <w:lvlJc w:val="left"/>
+      <w:pPr>
+        <w:ind w:left="1440" w:hanging="360"/>
+      </w:pPr>
+      <w:rPr>
+        <w:rFonts w:ascii="Courier New" w:hAnsi="Courier New" w:cs="Courier New" w:hint="default"/>
+      </w:rPr>
+    </w:lvl>
+    <w:lvl w:ilvl="2" w:tplc="040C0005" w:tentative="1">
+      <w:start w:val="1"/>
+      <w:numFmt w:val="bullet"/>
+      <w:lvlText w:val=""/>
+      <w:lvlJc w:val="left"/>
+      <w:pPr>
+        <w:ind w:left="2160" w:hanging="360"/>
+      </w:pPr>
+      <w:rPr>
+        <w:rFonts w:ascii="Wingdings" w:hAnsi="Wingdings" w:hint="default"/>
+      </w:rPr>
+    </w:lvl>
+    <w:lvl w:ilvl="3" w:tplc="040C0001" w:tentative="1">
+      <w:start w:val="1"/>
+      <w:numFmt w:val="bullet"/>
+      <w:lvlText w:val=""/>
+      <w:lvlJc w:val="left"/>
+      <w:pPr>
+        <w:ind w:left="2880" w:hanging="360"/>
+      </w:pPr>
+      <w:rPr>
+        <w:rFonts w:ascii="Symbol" w:hAnsi="Symbol" w:hint="default"/>
+      </w:rPr>
+    </w:lvl>
+    <w:lvl w:ilvl="4" w:tplc="040C0003" w:tentative="1">
+      <w:start w:val="1"/>
+      <w:numFmt w:val="bullet"/>
+      <w:lvlText w:val="o"/>
+      <w:lvlJc w:val="left"/>
+      <w:pPr>
+        <w:ind w:left="3600" w:hanging="360"/>
+      </w:pPr>
+      <w:rPr>
+        <w:rFonts w:ascii="Courier New" w:hAnsi="Courier New" w:cs="Courier New" w:hint="default"/>
+      </w:rPr>
+    </w:lvl>
+    <w:lvl w:ilvl="5" w:tplc="040C0005" w:tentative="1">
+      <w:start w:val="1"/>
+      <w:numFmt w:val="bullet"/>
+      <w:lvlText w:val=""/>
+      <w:lvlJc w:val="left"/>
+      <w:pPr>
+        <w:ind w:left="4320" w:hanging="360"/>
+      </w:pPr>
+      <w:rPr>
+        <w:rFonts w:ascii="Wingdings" w:hAnsi="Wingdings" w:hint="default"/>
+      </w:rPr>
+    </w:lvl>
+    <w:lvl w:ilvl="6" w:tplc="040C0001" w:tentative="1">
+      <w:start w:val="1"/>
+      <w:numFmt w:val="bullet"/>
+      <w:lvlText w:val=""/>
+      <w:lvlJc w:val="left"/>
+      <w:pPr>
+        <w:ind w:left="5040" w:hanging="360"/>
+      </w:pPr>
+      <w:rPr>
+        <w:rFonts w:ascii="Symbol" w:hAnsi="Symbol" w:hint="default"/>
+      </w:rPr>
+    </w:lvl>
+    <w:lvl w:ilvl="7" w:tplc="040C0003" w:tentative="1">
+      <w:start w:val="1"/>
+      <w:numFmt w:val="bullet"/>
+      <w:lvlText w:val="o"/>
+      <w:lvlJc w:val="left"/>
+      <w:pPr>
+        <w:ind w:left="5760" w:hanging="360"/>
+      </w:pPr>
+      <w:rPr>
+        <w:rFonts w:ascii="Courier New" w:hAnsi="Courier New" w:cs="Courier New" w:hint="default"/>
+      </w:rPr>
+    </w:lvl>
+    <w:lvl w:ilvl="8" w:tplc="040C0005" w:tentative="1">
+      <w:start w:val="1"/>
+      <w:numFmt w:val="bullet"/>
+      <w:lvlText w:val=""/>
+      <w:lvlJc w:val="left"/>
+      <w:pPr>
+        <w:ind w:left="6480" w:hanging="360"/>
+      </w:pPr>
+      <w:rPr>
+        <w:rFonts w:ascii="Wingdings" w:hAnsi="Wingdings" w:hint="default"/>
+      </w:rPr>
+    </w:lvl>
+  </w:abstractNum>
+  <w:abstractNum w:abstractNumId="1" w15:restartNumberingAfterBreak="0">
     <w:nsid w:val="158D07A4"/>
     <w:multiLevelType w:val="hybridMultilevel"/>
     <w:tmpl w:val="A5565474"/>
@@ -563,7 +1189,7 @@
       </w:rPr>
     </w:lvl>
   </w:abstractNum>
-  <w:abstractNum w:abstractNumId="1" w15:restartNumberingAfterBreak="0">
+  <w:abstractNum w:abstractNumId="2" w15:restartNumberingAfterBreak="0">
     <w:nsid w:val="29236A90"/>
     <w:multiLevelType w:val="hybridMultilevel"/>
     <w:tmpl w:val="C3622C3E"/>
@@ -676,7 +1302,120 @@
       </w:rPr>
     </w:lvl>
   </w:abstractNum>
-  <w:abstractNum w:abstractNumId="2" w15:restartNumberingAfterBreak="0">
+  <w:abstractNum w:abstractNumId="3" w15:restartNumberingAfterBreak="0">
+    <w:nsid w:val="39325FA5"/>
+    <w:multiLevelType w:val="hybridMultilevel"/>
+    <w:tmpl w:val="2F94A500"/>
+    <w:lvl w:ilvl="0" w:tplc="040C0001">
+      <w:start w:val="1"/>
+      <w:numFmt w:val="bullet"/>
+      <w:lvlText w:val=""/>
+      <w:lvlJc w:val="left"/>
+      <w:pPr>
+        <w:ind w:left="720" w:hanging="360"/>
+      </w:pPr>
+      <w:rPr>
+        <w:rFonts w:ascii="Symbol" w:hAnsi="Symbol" w:hint="default"/>
+      </w:rPr>
+    </w:lvl>
+    <w:lvl w:ilvl="1" w:tplc="040C0003" w:tentative="1">
+      <w:start w:val="1"/>
+      <w:numFmt w:val="bullet"/>
+      <w:lvlText w:val="o"/>
+      <w:lvlJc w:val="left"/>
+      <w:pPr>
+        <w:ind w:left="1440" w:hanging="360"/>
+      </w:pPr>
+      <w:rPr>
+        <w:rFonts w:ascii="Courier New" w:hAnsi="Courier New" w:cs="Courier New" w:hint="default"/>
+      </w:rPr>
+    </w:lvl>
+    <w:lvl w:ilvl="2" w:tplc="040C0005" w:tentative="1">
+      <w:start w:val="1"/>
+      <w:numFmt w:val="bullet"/>
+      <w:lvlText w:val=""/>
+      <w:lvlJc w:val="left"/>
+      <w:pPr>
+        <w:ind w:left="2160" w:hanging="360"/>
+      </w:pPr>
+      <w:rPr>
+        <w:rFonts w:ascii="Wingdings" w:hAnsi="Wingdings" w:hint="default"/>
+      </w:rPr>
+    </w:lvl>
+    <w:lvl w:ilvl="3" w:tplc="040C0001" w:tentative="1">
+      <w:start w:val="1"/>
+      <w:numFmt w:val="bullet"/>
+      <w:lvlText w:val=""/>
+      <w:lvlJc w:val="left"/>
+      <w:pPr>
+        <w:ind w:left="2880" w:hanging="360"/>
+      </w:pPr>
+      <w:rPr>
+        <w:rFonts w:ascii="Symbol" w:hAnsi="Symbol" w:hint="default"/>
+      </w:rPr>
+    </w:lvl>
+    <w:lvl w:ilvl="4" w:tplc="040C0003" w:tentative="1">
+      <w:start w:val="1"/>
+      <w:numFmt w:val="bullet"/>
+      <w:lvlText w:val="o"/>
+      <w:lvlJc w:val="left"/>
+      <w:pPr>
+        <w:ind w:left="3600" w:hanging="360"/>
+      </w:pPr>
+      <w:rPr>
+        <w:rFonts w:ascii="Courier New" w:hAnsi="Courier New" w:cs="Courier New" w:hint="default"/>
+      </w:rPr>
+    </w:lvl>
+    <w:lvl w:ilvl="5" w:tplc="040C0005" w:tentative="1">
+      <w:start w:val="1"/>
+      <w:numFmt w:val="bullet"/>
+      <w:lvlText w:val=""/>
+      <w:lvlJc w:val="left"/>
+      <w:pPr>
+        <w:ind w:left="4320" w:hanging="360"/>
+      </w:pPr>
+      <w:rPr>
+        <w:rFonts w:ascii="Wingdings" w:hAnsi="Wingdings" w:hint="default"/>
+      </w:rPr>
+    </w:lvl>
+    <w:lvl w:ilvl="6" w:tplc="040C0001" w:tentative="1">
+      <w:start w:val="1"/>
+      <w:numFmt w:val="bullet"/>
+      <w:lvlText w:val=""/>
+      <w:lvlJc w:val="left"/>
+      <w:pPr>
+        <w:ind w:left="5040" w:hanging="360"/>
+      </w:pPr>
+      <w:rPr>
+        <w:rFonts w:ascii="Symbol" w:hAnsi="Symbol" w:hint="default"/>
+      </w:rPr>
+    </w:lvl>
+    <w:lvl w:ilvl="7" w:tplc="040C0003" w:tentative="1">
+      <w:start w:val="1"/>
+      <w:numFmt w:val="bullet"/>
+      <w:lvlText w:val="o"/>
+      <w:lvlJc w:val="left"/>
+      <w:pPr>
+        <w:ind w:left="5760" w:hanging="360"/>
+      </w:pPr>
+      <w:rPr>
+        <w:rFonts w:ascii="Courier New" w:hAnsi="Courier New" w:cs="Courier New" w:hint="default"/>
+      </w:rPr>
+    </w:lvl>
+    <w:lvl w:ilvl="8" w:tplc="040C0005" w:tentative="1">
+      <w:start w:val="1"/>
+      <w:numFmt w:val="bullet"/>
+      <w:lvlText w:val=""/>
+      <w:lvlJc w:val="left"/>
+      <w:pPr>
+        <w:ind w:left="6480" w:hanging="360"/>
+      </w:pPr>
+      <w:rPr>
+        <w:rFonts w:ascii="Wingdings" w:hAnsi="Wingdings" w:hint="default"/>
+      </w:rPr>
+    </w:lvl>
+  </w:abstractNum>
+  <w:abstractNum w:abstractNumId="4" w15:restartNumberingAfterBreak="0">
     <w:nsid w:val="3A730980"/>
     <w:multiLevelType w:val="hybridMultilevel"/>
     <w:tmpl w:val="6018DF38"/>
@@ -789,7 +1528,7 @@
       </w:rPr>
     </w:lvl>
   </w:abstractNum>
-  <w:abstractNum w:abstractNumId="3" w15:restartNumberingAfterBreak="0">
+  <w:abstractNum w:abstractNumId="5" w15:restartNumberingAfterBreak="0">
     <w:nsid w:val="3DF17E31"/>
     <w:multiLevelType w:val="hybridMultilevel"/>
     <w:tmpl w:val="FF0E485C"/>
@@ -902,7 +1641,7 @@
       </w:rPr>
     </w:lvl>
   </w:abstractNum>
-  <w:abstractNum w:abstractNumId="4" w15:restartNumberingAfterBreak="0">
+  <w:abstractNum w:abstractNumId="6" w15:restartNumberingAfterBreak="0">
     <w:nsid w:val="52FD7DD9"/>
     <w:multiLevelType w:val="hybridMultilevel"/>
     <w:tmpl w:val="842CF548"/>
@@ -1016,18 +1755,24 @@
     </w:lvl>
   </w:abstractNum>
   <w:num w:numId="1" w16cid:durableId="1678842535">
+    <w:abstractNumId w:val="2"/>
+  </w:num>
+  <w:num w:numId="2" w16cid:durableId="1608150588">
+    <w:abstractNumId w:val="6"/>
+  </w:num>
+  <w:num w:numId="3" w16cid:durableId="256525631">
+    <w:abstractNumId w:val="4"/>
+  </w:num>
+  <w:num w:numId="4" w16cid:durableId="982540809">
+    <w:abstractNumId w:val="5"/>
+  </w:num>
+  <w:num w:numId="5" w16cid:durableId="1992438674">
     <w:abstractNumId w:val="1"/>
   </w:num>
-  <w:num w:numId="2" w16cid:durableId="1608150588">
-    <w:abstractNumId w:val="4"/>
-  </w:num>
-  <w:num w:numId="3" w16cid:durableId="256525631">
-    <w:abstractNumId w:val="2"/>
-  </w:num>
-  <w:num w:numId="4" w16cid:durableId="982540809">
+  <w:num w:numId="6" w16cid:durableId="302740842">
     <w:abstractNumId w:val="3"/>
   </w:num>
-  <w:num w:numId="5" w16cid:durableId="1992438674">
+  <w:num w:numId="7" w16cid:durableId="329451797">
     <w:abstractNumId w:val="0"/>
   </w:num>
 </w:numbering>
